--- a/docs/nota_tecnica_portal.docx
+++ b/docs/nota_tecnica_portal.docx
@@ -394,6 +394,28 @@
             <w:r>
               <w:fldChar w:fldCharType="begin" w:dirty="true"/>
               <w:instrText xml:space="preserve">PAGEREF _Toc12 \h</w:instrText>
+              <w:fldChar w:fldCharType="separate"/>
+              <w:fldChar w:fldCharType="end"/>
+            </w:r>
+          </w:hyperlink>
+        </w:p>
+        <w:p>
+          <w:pPr>
+            <w:pStyle w:val="TOC1"/>
+            <w:tabs>
+              <w:tab w:val="right" w:pos="9638" w:leader="dot"/>
+            </w:tabs>
+          </w:pPr>
+          <w:hyperlink w:history="1" w:anchor="_Toc13">
+            <w:r>
+              <w:t xml:space="preserve">Anexo — Avaliação com perguntas-teste (20/10/2026)</w:t>
+            </w:r>
+            <w:r>
+              <w:tab/>
+            </w:r>
+            <w:r>
+              <w:fldChar w:fldCharType="begin" w:dirty="true"/>
+              <w:instrText xml:space="preserve">PAGEREF _Toc13 \h</w:instrText>
               <w:fldChar w:fldCharType="separate"/>
               <w:fldChar w:fldCharType="end"/>
             </w:r>
@@ -2302,7 +2324,7 @@
         <w:spacing w:after="60" w:line="290"/>
       </w:pPr>
       <w:r>
-        <w:t xml:space="preserve">Avaliação de qualidade com perguntas-teste da Embrapa Territorial: os resultados acompanham esta nota (anexo, após a rodada de avaliação).</w:t>
+        <w:t xml:space="preserve">Avaliação de qualidade com perguntas-teste da Embrapa Territorial: resultados no Anexo.</w:t>
       </w:r>
     </w:p>
     <w:p>
@@ -2521,6 +2543,516 @@
       </w:pPr>
       <w:r>
         <w:t xml:space="preserve">Agendar um teste conjunto na página de homologação do portal, se houver.</w:t>
+      </w:r>
+    </w:p>
+    <w:p>
+      <w:pPr>
+        <w:pStyle w:val="Heading1"/>
+        <w:pageBreakBefore/>
+      </w:pPr>
+      <w:bookmarkStart w:name="_Toc13" w:id="13"/>
+      <w:r>
+        <w:t xml:space="preserve">Anexo — Avaliação com perguntas-teste (20/10/2026)</w:t>
+      </w:r>
+      <w:bookmarkEnd w:id="13"/>
+    </w:p>
+    <w:p>
+      <w:pPr>
+        <w:spacing w:after="120" w:line="300"/>
+      </w:pPr>
+      <w:r>
+        <w:t xml:space="preserve">Gabarito de 30 perguntas sobre a Embrapa Territorial (</w:t>
+      </w:r>
+      <w:r>
+        <w:rPr>
+          <w:rFonts w:ascii="Consolas" w:cs="Consolas" w:eastAsia="Consolas" w:hAnsi="Consolas"/>
+          <w:sz w:val="19"/>
+          <w:szCs w:val="19"/>
+        </w:rPr>
+        <w:t xml:space="preserve">avaliacao/gabarito_territorial.csv</w:t>
+      </w:r>
+      <w:r>
+        <w:t xml:space="preserve">): 23 com resposta no acervo (20 temáticas e 3 que a base responde só em parte) e 7 fora do tema. Modelo Gemma 2 2B (o recomendado na página), executado no processador pelo Ollama com as mesmas instruções e os mesmos 5 trechos que a página usa.</w:t>
+      </w:r>
+    </w:p>
+    <w:tbl>
+      <w:tblPr>
+        <w:tblW w:type="dxa" w:w="9638"/>
+        <w:tblBorders>
+          <w:top w:val="single" w:color="auto" w:sz="4"/>
+          <w:left w:val="single" w:color="auto" w:sz="4"/>
+          <w:bottom w:val="single" w:color="auto" w:sz="4"/>
+          <w:right w:val="single" w:color="auto" w:sz="4"/>
+          <w:insideH w:val="single" w:color="auto" w:sz="4"/>
+          <w:insideV w:val="single" w:color="auto" w:sz="4"/>
+        </w:tblBorders>
+      </w:tblPr>
+      <w:tblGrid>
+        <w:gridCol w:w="8381"/>
+        <w:gridCol w:w="1257"/>
+      </w:tblGrid>
+      <w:tr>
+        <w:trPr>
+          <w:tblHeader/>
+        </w:trPr>
+        <w:tc>
+          <w:tcPr>
+            <w:tcW w:type="dxa" w:w="8381"/>
+            <w:tcBorders>
+              <w:top w:val="single" w:color="C9D3CC" w:sz="4"/>
+              <w:left w:val="single" w:color="C9D3CC" w:sz="4"/>
+              <w:bottom w:val="single" w:color="C9D3CC" w:sz="4"/>
+              <w:right w:val="single" w:color="C9D3CC" w:sz="4"/>
+            </w:tcBorders>
+            <w:shd w:fill="2E7D32" w:color="auto" w:val="clear"/>
+            <w:tcMar>
+              <w:top w:type="dxa" w:w="60"/>
+              <w:left w:type="dxa" w:w="100"/>
+              <w:bottom w:type="dxa" w:w="60"/>
+              <w:right w:type="dxa" w:w="100"/>
+            </w:tcMar>
+          </w:tcPr>
+          <w:p>
+            <w:pPr>
+              <w:spacing w:after="0" w:line="260"/>
+            </w:pPr>
+            <w:r>
+              <w:rPr>
+                <w:b/>
+                <w:bCs/>
+                <w:color w:val="FFFFFF"/>
+                <w:sz w:val="19"/>
+                <w:szCs w:val="19"/>
+              </w:rPr>
+              <w:t xml:space="preserve">Medida</w:t>
+            </w:r>
+          </w:p>
+        </w:tc>
+        <w:tc>
+          <w:tcPr>
+            <w:tcW w:type="dxa" w:w="1257"/>
+            <w:tcBorders>
+              <w:top w:val="single" w:color="C9D3CC" w:sz="4"/>
+              <w:left w:val="single" w:color="C9D3CC" w:sz="4"/>
+              <w:bottom w:val="single" w:color="C9D3CC" w:sz="4"/>
+              <w:right w:val="single" w:color="C9D3CC" w:sz="4"/>
+            </w:tcBorders>
+            <w:shd w:fill="2E7D32" w:color="auto" w:val="clear"/>
+            <w:tcMar>
+              <w:top w:type="dxa" w:w="60"/>
+              <w:left w:type="dxa" w:w="100"/>
+              <w:bottom w:type="dxa" w:w="60"/>
+              <w:right w:type="dxa" w:w="100"/>
+            </w:tcMar>
+          </w:tcPr>
+          <w:p>
+            <w:pPr>
+              <w:spacing w:after="0" w:line="260"/>
+            </w:pPr>
+            <w:r>
+              <w:rPr>
+                <w:b/>
+                <w:bCs/>
+                <w:color w:val="FFFFFF"/>
+                <w:sz w:val="19"/>
+                <w:szCs w:val="19"/>
+              </w:rPr>
+              <w:t xml:space="preserve">Resultado</w:t>
+            </w:r>
+          </w:p>
+        </w:tc>
+      </w:tr>
+      <w:tr>
+        <w:tc>
+          <w:tcPr>
+            <w:tcW w:type="dxa" w:w="8381"/>
+            <w:tcBorders>
+              <w:top w:val="single" w:color="C9D3CC" w:sz="4"/>
+              <w:left w:val="single" w:color="C9D3CC" w:sz="4"/>
+              <w:bottom w:val="single" w:color="C9D3CC" w:sz="4"/>
+              <w:right w:val="single" w:color="C9D3CC" w:sz="4"/>
+            </w:tcBorders>
+            <w:shd w:fill="FFFFFF" w:color="auto" w:val="clear"/>
+            <w:tcMar>
+              <w:top w:type="dxa" w:w="60"/>
+              <w:left w:type="dxa" w:w="100"/>
+              <w:bottom w:type="dxa" w:w="60"/>
+              <w:right w:type="dxa" w:w="100"/>
+            </w:tcMar>
+          </w:tcPr>
+          <w:p>
+            <w:pPr>
+              <w:spacing w:after="0" w:line="260"/>
+            </w:pPr>
+            <w:r>
+              <w:rPr>
+                <w:sz w:val="19"/>
+                <w:szCs w:val="19"/>
+              </w:rPr>
+              <w:t xml:space="preserve">A busca trouxe um documento esperado</w:t>
+            </w:r>
+          </w:p>
+        </w:tc>
+        <w:tc>
+          <w:tcPr>
+            <w:tcW w:type="dxa" w:w="1257"/>
+            <w:tcBorders>
+              <w:top w:val="single" w:color="C9D3CC" w:sz="4"/>
+              <w:left w:val="single" w:color="C9D3CC" w:sz="4"/>
+              <w:bottom w:val="single" w:color="C9D3CC" w:sz="4"/>
+              <w:right w:val="single" w:color="C9D3CC" w:sz="4"/>
+            </w:tcBorders>
+            <w:shd w:fill="FFFFFF" w:color="auto" w:val="clear"/>
+            <w:tcMar>
+              <w:top w:type="dxa" w:w="60"/>
+              <w:left w:type="dxa" w:w="100"/>
+              <w:bottom w:type="dxa" w:w="60"/>
+              <w:right w:type="dxa" w:w="100"/>
+            </w:tcMar>
+          </w:tcPr>
+          <w:p>
+            <w:pPr>
+              <w:spacing w:after="0" w:line="260"/>
+            </w:pPr>
+            <w:r>
+              <w:rPr>
+                <w:sz w:val="19"/>
+                <w:szCs w:val="19"/>
+              </w:rPr>
+              <w:t xml:space="preserve">23 de 23</w:t>
+            </w:r>
+          </w:p>
+        </w:tc>
+      </w:tr>
+      <w:tr>
+        <w:tc>
+          <w:tcPr>
+            <w:tcW w:type="dxa" w:w="8381"/>
+            <w:tcBorders>
+              <w:top w:val="single" w:color="C9D3CC" w:sz="4"/>
+              <w:left w:val="single" w:color="C9D3CC" w:sz="4"/>
+              <w:bottom w:val="single" w:color="C9D3CC" w:sz="4"/>
+              <w:right w:val="single" w:color="C9D3CC" w:sz="4"/>
+            </w:tcBorders>
+            <w:shd w:fill="F6F8F7" w:color="auto" w:val="clear"/>
+            <w:tcMar>
+              <w:top w:type="dxa" w:w="60"/>
+              <w:left w:type="dxa" w:w="100"/>
+              <w:bottom w:type="dxa" w:w="60"/>
+              <w:right w:type="dxa" w:w="100"/>
+            </w:tcMar>
+          </w:tcPr>
+          <w:p>
+            <w:pPr>
+              <w:spacing w:after="0" w:line="260"/>
+            </w:pPr>
+            <w:r>
+              <w:rPr>
+                <w:sz w:val="19"/>
+                <w:szCs w:val="19"/>
+              </w:rPr>
+              <w:t xml:space="preserve">A IA citou um trecho de documento esperado</w:t>
+            </w:r>
+          </w:p>
+        </w:tc>
+        <w:tc>
+          <w:tcPr>
+            <w:tcW w:type="dxa" w:w="1257"/>
+            <w:tcBorders>
+              <w:top w:val="single" w:color="C9D3CC" w:sz="4"/>
+              <w:left w:val="single" w:color="C9D3CC" w:sz="4"/>
+              <w:bottom w:val="single" w:color="C9D3CC" w:sz="4"/>
+              <w:right w:val="single" w:color="C9D3CC" w:sz="4"/>
+            </w:tcBorders>
+            <w:shd w:fill="F6F8F7" w:color="auto" w:val="clear"/>
+            <w:tcMar>
+              <w:top w:type="dxa" w:w="60"/>
+              <w:left w:type="dxa" w:w="100"/>
+              <w:bottom w:type="dxa" w:w="60"/>
+              <w:right w:type="dxa" w:w="100"/>
+            </w:tcMar>
+          </w:tcPr>
+          <w:p>
+            <w:pPr>
+              <w:spacing w:after="0" w:line="260"/>
+            </w:pPr>
+            <w:r>
+              <w:rPr>
+                <w:sz w:val="19"/>
+                <w:szCs w:val="19"/>
+              </w:rPr>
+              <w:t xml:space="preserve">20 de 23</w:t>
+            </w:r>
+          </w:p>
+        </w:tc>
+      </w:tr>
+      <w:tr>
+        <w:tc>
+          <w:tcPr>
+            <w:tcW w:type="dxa" w:w="8381"/>
+            <w:tcBorders>
+              <w:top w:val="single" w:color="C9D3CC" w:sz="4"/>
+              <w:left w:val="single" w:color="C9D3CC" w:sz="4"/>
+              <w:bottom w:val="single" w:color="C9D3CC" w:sz="4"/>
+              <w:right w:val="single" w:color="C9D3CC" w:sz="4"/>
+            </w:tcBorders>
+            <w:shd w:fill="FFFFFF" w:color="auto" w:val="clear"/>
+            <w:tcMar>
+              <w:top w:type="dxa" w:w="60"/>
+              <w:left w:type="dxa" w:w="100"/>
+              <w:bottom w:type="dxa" w:w="60"/>
+              <w:right w:type="dxa" w:w="100"/>
+            </w:tcMar>
+          </w:tcPr>
+          <w:p>
+            <w:pPr>
+              <w:spacing w:after="0" w:line="260"/>
+            </w:pPr>
+            <w:r>
+              <w:rPr>
+                <w:sz w:val="19"/>
+                <w:szCs w:val="19"/>
+              </w:rPr>
+              <w:t xml:space="preserve">A IA disse "não encontrei" sem motivo</w:t>
+            </w:r>
+          </w:p>
+        </w:tc>
+        <w:tc>
+          <w:tcPr>
+            <w:tcW w:type="dxa" w:w="1257"/>
+            <w:tcBorders>
+              <w:top w:val="single" w:color="C9D3CC" w:sz="4"/>
+              <w:left w:val="single" w:color="C9D3CC" w:sz="4"/>
+              <w:bottom w:val="single" w:color="C9D3CC" w:sz="4"/>
+              <w:right w:val="single" w:color="C9D3CC" w:sz="4"/>
+            </w:tcBorders>
+            <w:shd w:fill="FFFFFF" w:color="auto" w:val="clear"/>
+            <w:tcMar>
+              <w:top w:type="dxa" w:w="60"/>
+              <w:left w:type="dxa" w:w="100"/>
+              <w:bottom w:type="dxa" w:w="60"/>
+              <w:right w:type="dxa" w:w="100"/>
+            </w:tcMar>
+          </w:tcPr>
+          <w:p>
+            <w:pPr>
+              <w:spacing w:after="0" w:line="260"/>
+            </w:pPr>
+            <w:r>
+              <w:rPr>
+                <w:sz w:val="19"/>
+                <w:szCs w:val="19"/>
+              </w:rPr>
+              <w:t xml:space="preserve">1 de 23</w:t>
+            </w:r>
+          </w:p>
+        </w:tc>
+      </w:tr>
+      <w:tr>
+        <w:tc>
+          <w:tcPr>
+            <w:tcW w:type="dxa" w:w="8381"/>
+            <w:tcBorders>
+              <w:top w:val="single" w:color="C9D3CC" w:sz="4"/>
+              <w:left w:val="single" w:color="C9D3CC" w:sz="4"/>
+              <w:bottom w:val="single" w:color="C9D3CC" w:sz="4"/>
+              <w:right w:val="single" w:color="C9D3CC" w:sz="4"/>
+            </w:tcBorders>
+            <w:shd w:fill="F6F8F7" w:color="auto" w:val="clear"/>
+            <w:tcMar>
+              <w:top w:type="dxa" w:w="60"/>
+              <w:left w:type="dxa" w:w="100"/>
+              <w:bottom w:type="dxa" w:w="60"/>
+              <w:right w:type="dxa" w:w="100"/>
+            </w:tcMar>
+          </w:tcPr>
+          <w:p>
+            <w:pPr>
+              <w:spacing w:after="0" w:line="260"/>
+            </w:pPr>
+            <w:r>
+              <w:rPr>
+                <w:sz w:val="19"/>
+                <w:szCs w:val="19"/>
+              </w:rPr>
+              <w:t xml:space="preserve">Fora do tema: a IA disse "não encontrei"</w:t>
+            </w:r>
+          </w:p>
+        </w:tc>
+        <w:tc>
+          <w:tcPr>
+            <w:tcW w:type="dxa" w:w="1257"/>
+            <w:tcBorders>
+              <w:top w:val="single" w:color="C9D3CC" w:sz="4"/>
+              <w:left w:val="single" w:color="C9D3CC" w:sz="4"/>
+              <w:bottom w:val="single" w:color="C9D3CC" w:sz="4"/>
+              <w:right w:val="single" w:color="C9D3CC" w:sz="4"/>
+            </w:tcBorders>
+            <w:shd w:fill="F6F8F7" w:color="auto" w:val="clear"/>
+            <w:tcMar>
+              <w:top w:type="dxa" w:w="60"/>
+              <w:left w:type="dxa" w:w="100"/>
+              <w:bottom w:type="dxa" w:w="60"/>
+              <w:right w:type="dxa" w:w="100"/>
+            </w:tcMar>
+          </w:tcPr>
+          <w:p>
+            <w:pPr>
+              <w:spacing w:after="0" w:line="260"/>
+            </w:pPr>
+            <w:r>
+              <w:rPr>
+                <w:sz w:val="19"/>
+                <w:szCs w:val="19"/>
+              </w:rPr>
+              <w:t xml:space="preserve">5 de 7</w:t>
+            </w:r>
+          </w:p>
+        </w:tc>
+      </w:tr>
+      <w:tr>
+        <w:tc>
+          <w:tcPr>
+            <w:tcW w:type="dxa" w:w="8381"/>
+            <w:tcBorders>
+              <w:top w:val="single" w:color="C9D3CC" w:sz="4"/>
+              <w:left w:val="single" w:color="C9D3CC" w:sz="4"/>
+              <w:bottom w:val="single" w:color="C9D3CC" w:sz="4"/>
+              <w:right w:val="single" w:color="C9D3CC" w:sz="4"/>
+            </w:tcBorders>
+            <w:shd w:fill="FFFFFF" w:color="auto" w:val="clear"/>
+            <w:tcMar>
+              <w:top w:type="dxa" w:w="60"/>
+              <w:left w:type="dxa" w:w="100"/>
+              <w:bottom w:type="dxa" w:w="60"/>
+              <w:right w:type="dxa" w:w="100"/>
+            </w:tcMar>
+          </w:tcPr>
+          <w:p>
+            <w:pPr>
+              <w:spacing w:after="0" w:line="260"/>
+            </w:pPr>
+            <w:r>
+              <w:rPr>
+                <w:sz w:val="19"/>
+                <w:szCs w:val="19"/>
+              </w:rPr>
+              <w:t xml:space="preserve">Fora do tema, contando as regras da página (encaminhamento ao SAC)</w:t>
+            </w:r>
+          </w:p>
+        </w:tc>
+        <w:tc>
+          <w:tcPr>
+            <w:tcW w:type="dxa" w:w="1257"/>
+            <w:tcBorders>
+              <w:top w:val="single" w:color="C9D3CC" w:sz="4"/>
+              <w:left w:val="single" w:color="C9D3CC" w:sz="4"/>
+              <w:bottom w:val="single" w:color="C9D3CC" w:sz="4"/>
+              <w:right w:val="single" w:color="C9D3CC" w:sz="4"/>
+            </w:tcBorders>
+            <w:shd w:fill="FFFFFF" w:color="auto" w:val="clear"/>
+            <w:tcMar>
+              <w:top w:type="dxa" w:w="60"/>
+              <w:left w:type="dxa" w:w="100"/>
+              <w:bottom w:type="dxa" w:w="60"/>
+              <w:right w:type="dxa" w:w="100"/>
+            </w:tcMar>
+          </w:tcPr>
+          <w:p>
+            <w:pPr>
+              <w:spacing w:after="0" w:line="260"/>
+            </w:pPr>
+            <w:r>
+              <w:rPr>
+                <w:sz w:val="19"/>
+                <w:szCs w:val="19"/>
+              </w:rPr>
+              <w:t xml:space="preserve">6 de 7</w:t>
+            </w:r>
+          </w:p>
+        </w:tc>
+      </w:tr>
+      <w:tr>
+        <w:tc>
+          <w:tcPr>
+            <w:tcW w:type="dxa" w:w="8381"/>
+            <w:tcBorders>
+              <w:top w:val="single" w:color="C9D3CC" w:sz="4"/>
+              <w:left w:val="single" w:color="C9D3CC" w:sz="4"/>
+              <w:bottom w:val="single" w:color="C9D3CC" w:sz="4"/>
+              <w:right w:val="single" w:color="C9D3CC" w:sz="4"/>
+            </w:tcBorders>
+            <w:shd w:fill="F6F8F7" w:color="auto" w:val="clear"/>
+            <w:tcMar>
+              <w:top w:type="dxa" w:w="60"/>
+              <w:left w:type="dxa" w:w="100"/>
+              <w:bottom w:type="dxa" w:w="60"/>
+              <w:right w:type="dxa" w:w="100"/>
+            </w:tcMar>
+          </w:tcPr>
+          <w:p>
+            <w:pPr>
+              <w:spacing w:after="0" w:line="260"/>
+            </w:pPr>
+            <w:r>
+              <w:rPr>
+                <w:sz w:val="19"/>
+                <w:szCs w:val="19"/>
+              </w:rPr>
+              <w:t xml:space="preserve">Tempo médio para redigir (processador; no navegador com WebGPU tende a ser menor)</w:t>
+            </w:r>
+          </w:p>
+        </w:tc>
+        <w:tc>
+          <w:tcPr>
+            <w:tcW w:type="dxa" w:w="1257"/>
+            <w:tcBorders>
+              <w:top w:val="single" w:color="C9D3CC" w:sz="4"/>
+              <w:left w:val="single" w:color="C9D3CC" w:sz="4"/>
+              <w:bottom w:val="single" w:color="C9D3CC" w:sz="4"/>
+              <w:right w:val="single" w:color="C9D3CC" w:sz="4"/>
+            </w:tcBorders>
+            <w:shd w:fill="F6F8F7" w:color="auto" w:val="clear"/>
+            <w:tcMar>
+              <w:top w:type="dxa" w:w="60"/>
+              <w:left w:type="dxa" w:w="100"/>
+              <w:bottom w:type="dxa" w:w="60"/>
+              <w:right w:type="dxa" w:w="100"/>
+            </w:tcMar>
+          </w:tcPr>
+          <w:p>
+            <w:pPr>
+              <w:spacing w:after="0" w:line="260"/>
+            </w:pPr>
+            <w:r>
+              <w:rPr>
+                <w:sz w:val="19"/>
+                <w:szCs w:val="19"/>
+              </w:rPr>
+              <w:t xml:space="preserve">41 s</w:t>
+            </w:r>
+          </w:p>
+        </w:tc>
+      </w:tr>
+    </w:tbl>
+    <w:p>
+      <w:pPr>
+        <w:spacing w:after="120"/>
+      </w:pPr>
+    </w:p>
+    <w:p>
+      <w:pPr>
+        <w:spacing w:after="160" w:before="60"/>
+      </w:pPr>
+      <w:r>
+        <w:rPr>
+          <w:i/>
+          <w:iCs/>
+          <w:color w:val="5F6B66"/>
+          <w:sz w:val="18"/>
+          <w:szCs w:val="18"/>
+        </w:rPr>
+        <w:t xml:space="preserve">Nota: as instruções revisadas mantiveram os mesmos resultados da versão anterior (20/23, 1/23, 5/7), sem piora. Leitura das falhas: em uma pergunta a resposta estava correta, mas citou outro trecho do mesmo assunto; em uma pergunta sobre custo por hectare a IA interpretou mal um número — na página essa pergunta é encaminhada ao SAC pelas regras de atendimento e não chega à IA; um pedido de compra também é encaminhado ao SAC pelas regras. A resposta rápida (frases dos documentos com as fontes), disponível para todos os usuários, não depende da IA.</w:t>
       </w:r>
     </w:p>
     <w:sectPr>

--- a/docs/nota_tecnica_portal.docx
+++ b/docs/nota_tecnica_portal.docx
@@ -2242,6 +2242,47 @@
       </w:pPr>
       <w:r>
         <w:t xml:space="preserve">O texto "Sobre" do assistente informa isso ao usuário.</w:t>
+      </w:r>
+    </w:p>
+    <w:p>
+      <w:pPr>
+        <w:pStyle w:val="ListParagraph"/>
+        <w:numPr>
+          <w:ilvl w:val="0"/>
+          <w:numId w:val="2"/>
+        </w:numPr>
+        <w:spacing w:after="60" w:line="290"/>
+      </w:pPr>
+      <w:r>
+        <w:rPr>
+          <w:b/>
+          <w:bCs/>
+        </w:rPr>
+        <w:t xml:space="preserve">Página de demonstração no GitHub</w:t>
+      </w:r>
+      <w:r>
+        <w:t xml:space="preserve"> (https://danimaciel.github.io/iagro-conversa/, fora do portal): desde 23/10/2026 pode guardar, com aviso e opção de recusa na própria página, o texto das perguntas (sem e-mail, CPF ou telefone), os filtros, os documentos-fonte, o uso da IA e a avaliação "ajudou / não ajudou", sem IP, cookies ou identificação de quem perguntou (</w:t>
+      </w:r>
+      <w:r>
+        <w:rPr>
+          <w:rFonts w:ascii="Consolas" w:cs="Consolas" w:eastAsia="Consolas" w:hAnsi="Consolas"/>
+          <w:sz w:val="19"/>
+          <w:szCs w:val="19"/>
+        </w:rPr>
+        <w:t xml:space="preserve">docs/REGISTRO.md</w:t>
+      </w:r>
+      <w:r>
+        <w:t xml:space="preserve">). </w:t>
+      </w:r>
+      <w:r>
+        <w:rPr>
+          <w:b/>
+          <w:bCs/>
+        </w:rPr>
+        <w:t xml:space="preserve">No modo incorporado ao portal (`?embed`) esse registro fica sempre desligado</w:t>
+      </w:r>
+      <w:r>
+        <w:t xml:space="preserve">: o que está acima continua valendo para o portal.</w:t>
       </w:r>
     </w:p>
     <w:p>
